--- a/backend/tests/artifacts/templates/sop_time_based.docx
+++ b/backend/tests/artifacts/templates/sop_time_based.docx
@@ -41,6 +41,12 @@
               <w:bottom w:val="single" w:sz="4" w:color="BFBFBF"/>
               <w:right w:val="single" w:sz="4" w:color="BFBFBF"/>
             </w:tcBorders>
+            <w:tcMar>
+              <w:top w:w="100" w:type="dxa"/>
+              <w:bottom w:w="100" w:type="dxa"/>
+              <w:left w:w="100" w:type="dxa"/>
+              <w:right w:w="100" w:type="dxa"/>
+            </w:tcMar>
             <w:vAlign w:val="center"/>
           </w:tcPr>
           <w:p>
@@ -66,6 +72,12 @@
               <w:bottom w:val="single" w:sz="4" w:color="BFBFBF"/>
               <w:right w:val="single" w:sz="4" w:color="BFBFBF"/>
             </w:tcBorders>
+            <w:tcMar>
+              <w:top w:w="100" w:type="dxa"/>
+              <w:bottom w:w="100" w:type="dxa"/>
+              <w:left w:w="100" w:type="dxa"/>
+              <w:right w:w="100" w:type="dxa"/>
+            </w:tcMar>
             <w:vAlign w:val="center"/>
           </w:tcPr>
           <w:p>
@@ -92,6 +104,12 @@
               <w:bottom w:val="single" w:sz="4" w:color="BFBFBF"/>
               <w:right w:val="single" w:sz="4" w:color="BFBFBF"/>
             </w:tcBorders>
+            <w:tcMar>
+              <w:top w:w="100" w:type="dxa"/>
+              <w:bottom w:w="100" w:type="dxa"/>
+              <w:left w:w="100" w:type="dxa"/>
+              <w:right w:w="100" w:type="dxa"/>
+            </w:tcMar>
             <w:vAlign w:val="center"/>
           </w:tcPr>
           <w:p>
@@ -117,6 +135,12 @@
               <w:bottom w:val="single" w:sz="4" w:color="BFBFBF"/>
               <w:right w:val="single" w:sz="4" w:color="BFBFBF"/>
             </w:tcBorders>
+            <w:tcMar>
+              <w:top w:w="100" w:type="dxa"/>
+              <w:bottom w:w="100" w:type="dxa"/>
+              <w:left w:w="100" w:type="dxa"/>
+              <w:right w:w="100" w:type="dxa"/>
+            </w:tcMar>
             <w:vAlign w:val="center"/>
           </w:tcPr>
           <w:p>
@@ -145,6 +169,12 @@
               <w:bottom w:val="single" w:sz="4" w:color="BFBFBF"/>
               <w:right w:val="single" w:sz="4" w:color="BFBFBF"/>
             </w:tcBorders>
+            <w:tcMar>
+              <w:top w:w="100" w:type="dxa"/>
+              <w:bottom w:w="100" w:type="dxa"/>
+              <w:left w:w="100" w:type="dxa"/>
+              <w:right w:w="100" w:type="dxa"/>
+            </w:tcMar>
             <w:vAlign w:val="center"/>
           </w:tcPr>
           <w:p>
@@ -171,6 +201,12 @@
               <w:bottom w:val="single" w:sz="4" w:color="BFBFBF"/>
               <w:right w:val="single" w:sz="4" w:color="BFBFBF"/>
             </w:tcBorders>
+            <w:tcMar>
+              <w:top w:w="100" w:type="dxa"/>
+              <w:bottom w:w="100" w:type="dxa"/>
+              <w:left w:w="100" w:type="dxa"/>
+              <w:right w:w="100" w:type="dxa"/>
+            </w:tcMar>
             <w:vAlign w:val="center"/>
           </w:tcPr>
           <w:p>
@@ -199,6 +235,12 @@
               <w:bottom w:val="single" w:sz="4" w:color="BFBFBF"/>
               <w:right w:val="single" w:sz="4" w:color="BFBFBF"/>
             </w:tcBorders>
+            <w:tcMar>
+              <w:top w:w="100" w:type="dxa"/>
+              <w:bottom w:w="100" w:type="dxa"/>
+              <w:left w:w="100" w:type="dxa"/>
+              <w:right w:w="100" w:type="dxa"/>
+            </w:tcMar>
             <w:vAlign w:val="center"/>
           </w:tcPr>
           <w:p>
@@ -225,6 +267,12 @@
               <w:bottom w:val="single" w:sz="4" w:color="BFBFBF"/>
               <w:right w:val="single" w:sz="4" w:color="BFBFBF"/>
             </w:tcBorders>
+            <w:tcMar>
+              <w:top w:w="100" w:type="dxa"/>
+              <w:bottom w:w="100" w:type="dxa"/>
+              <w:left w:w="100" w:type="dxa"/>
+              <w:right w:w="100" w:type="dxa"/>
+            </w:tcMar>
             <w:vAlign w:val="center"/>
           </w:tcPr>
           <w:p>
@@ -277,7 +325,7 @@
           <w:rFonts w:ascii="Arial" w:hAnsi="Arial" w:cs="Arial"/>
           <w:b/>
           <w:i w:val="0"/>
-          <w:color w:val="1F3A5F"/>
+          <w:color w:val="2C3E50"/>
           <w:sz w:val="32"/>
         </w:rPr>
         <w:t>1.0 Purpose</w:t>
@@ -311,7 +359,7 @@
           <w:rFonts w:ascii="Arial" w:hAnsi="Arial" w:cs="Arial"/>
           <w:b/>
           <w:i w:val="0"/>
-          <w:color w:val="1F3A5F"/>
+          <w:color w:val="2C3E50"/>
           <w:sz w:val="32"/>
         </w:rPr>
         <w:t>2.0 Scope</w:t>
@@ -345,7 +393,7 @@
           <w:rFonts w:ascii="Arial" w:hAnsi="Arial" w:cs="Arial"/>
           <w:b/>
           <w:i w:val="0"/>
-          <w:color w:val="1F3A5F"/>
+          <w:color w:val="2C3E50"/>
           <w:sz w:val="32"/>
         </w:rPr>
         <w:t xml:space="preserve">3.0 Procedure: Time-Course Bioreactor Sampling and Viability Analysis</w:t>
@@ -386,7 +434,7 @@
           <w:rFonts w:ascii="Arial" w:hAnsi="Arial" w:cs="Arial"/>
           <w:b/>
           <w:i w:val="0"/>
-          <w:color w:val="1F3A5F"/>
+          <w:color w:val="2C3E50"/>
           <w:sz w:val="26"/>
         </w:rPr>
         <w:t xml:space="preserve">3.1  Hour 0 (T=0) — Inoculation Sampling</w:t>
@@ -508,6 +556,12 @@
               <w:bottom w:val="single" w:sz="4" w:color="BFBFBF"/>
               <w:right w:val="single" w:sz="4" w:color="BFBFBF"/>
             </w:tcBorders>
+            <w:tcMar>
+              <w:top w:w="140" w:type="dxa"/>
+              <w:bottom w:w="140" w:type="dxa"/>
+              <w:left w:w="100" w:type="dxa"/>
+              <w:right w:w="100" w:type="dxa"/>
+            </w:tcMar>
             <w:vAlign w:val="center"/>
           </w:tcPr>
           <w:p>
@@ -537,6 +591,12 @@
               <w:bottom w:val="single" w:sz="4" w:color="BFBFBF"/>
               <w:right w:val="single" w:sz="4" w:color="BFBFBF"/>
             </w:tcBorders>
+            <w:tcMar>
+              <w:top w:w="140" w:type="dxa"/>
+              <w:bottom w:w="140" w:type="dxa"/>
+              <w:left w:w="100" w:type="dxa"/>
+              <w:right w:w="100" w:type="dxa"/>
+            </w:tcMar>
             <w:vAlign w:val="center"/>
           </w:tcPr>
           <w:p>
@@ -566,6 +626,12 @@
               <w:bottom w:val="single" w:sz="4" w:color="BFBFBF"/>
               <w:right w:val="single" w:sz="4" w:color="BFBFBF"/>
             </w:tcBorders>
+            <w:tcMar>
+              <w:top w:w="140" w:type="dxa"/>
+              <w:bottom w:w="140" w:type="dxa"/>
+              <w:left w:w="100" w:type="dxa"/>
+              <w:right w:w="100" w:type="dxa"/>
+            </w:tcMar>
             <w:vAlign w:val="center"/>
           </w:tcPr>
           <w:p>
@@ -596,6 +662,12 @@
               <w:bottom w:val="single" w:sz="4" w:color="BFBFBF"/>
               <w:right w:val="single" w:sz="4" w:color="BFBFBF"/>
             </w:tcBorders>
+            <w:tcMar>
+              <w:top w:w="100" w:type="dxa"/>
+              <w:bottom w:w="100" w:type="dxa"/>
+              <w:left w:w="100" w:type="dxa"/>
+              <w:right w:w="100" w:type="dxa"/>
+            </w:tcMar>
             <w:vAlign w:val="center"/>
           </w:tcPr>
           <w:p>
@@ -624,6 +696,12 @@
               <w:bottom w:val="single" w:sz="4" w:color="BFBFBF"/>
               <w:right w:val="single" w:sz="4" w:color="BFBFBF"/>
             </w:tcBorders>
+            <w:tcMar>
+              <w:top w:w="100" w:type="dxa"/>
+              <w:bottom w:w="100" w:type="dxa"/>
+              <w:left w:w="100" w:type="dxa"/>
+              <w:right w:w="100" w:type="dxa"/>
+            </w:tcMar>
             <w:vAlign w:val="center"/>
           </w:tcPr>
           <w:p>
@@ -649,6 +727,12 @@
               <w:bottom w:val="single" w:sz="4" w:color="BFBFBF"/>
               <w:right w:val="single" w:sz="4" w:color="BFBFBF"/>
             </w:tcBorders>
+            <w:tcMar>
+              <w:top w:w="100" w:type="dxa"/>
+              <w:bottom w:w="100" w:type="dxa"/>
+              <w:left w:w="100" w:type="dxa"/>
+              <w:right w:w="100" w:type="dxa"/>
+            </w:tcMar>
             <w:vAlign w:val="center"/>
           </w:tcPr>
           <w:p>
@@ -679,6 +763,12 @@
               <w:bottom w:val="single" w:sz="4" w:color="BFBFBF"/>
               <w:right w:val="single" w:sz="4" w:color="BFBFBF"/>
             </w:tcBorders>
+            <w:tcMar>
+              <w:top w:w="100" w:type="dxa"/>
+              <w:bottom w:w="100" w:type="dxa"/>
+              <w:left w:w="100" w:type="dxa"/>
+              <w:right w:w="100" w:type="dxa"/>
+            </w:tcMar>
             <w:vAlign w:val="center"/>
           </w:tcPr>
           <w:p>
@@ -707,6 +797,12 @@
               <w:bottom w:val="single" w:sz="4" w:color="BFBFBF"/>
               <w:right w:val="single" w:sz="4" w:color="BFBFBF"/>
             </w:tcBorders>
+            <w:tcMar>
+              <w:top w:w="100" w:type="dxa"/>
+              <w:bottom w:w="100" w:type="dxa"/>
+              <w:left w:w="100" w:type="dxa"/>
+              <w:right w:w="100" w:type="dxa"/>
+            </w:tcMar>
             <w:vAlign w:val="center"/>
           </w:tcPr>
           <w:p>
@@ -732,6 +828,12 @@
               <w:bottom w:val="single" w:sz="4" w:color="BFBFBF"/>
               <w:right w:val="single" w:sz="4" w:color="BFBFBF"/>
             </w:tcBorders>
+            <w:tcMar>
+              <w:top w:w="100" w:type="dxa"/>
+              <w:bottom w:w="100" w:type="dxa"/>
+              <w:left w:w="100" w:type="dxa"/>
+              <w:right w:w="100" w:type="dxa"/>
+            </w:tcMar>
             <w:vAlign w:val="center"/>
           </w:tcPr>
           <w:p>
@@ -762,6 +864,12 @@
               <w:bottom w:val="single" w:sz="4" w:color="BFBFBF"/>
               <w:right w:val="single" w:sz="4" w:color="BFBFBF"/>
             </w:tcBorders>
+            <w:tcMar>
+              <w:top w:w="100" w:type="dxa"/>
+              <w:bottom w:w="100" w:type="dxa"/>
+              <w:left w:w="100" w:type="dxa"/>
+              <w:right w:w="100" w:type="dxa"/>
+            </w:tcMar>
             <w:vAlign w:val="center"/>
           </w:tcPr>
           <w:p>
@@ -790,6 +898,12 @@
               <w:bottom w:val="single" w:sz="4" w:color="BFBFBF"/>
               <w:right w:val="single" w:sz="4" w:color="BFBFBF"/>
             </w:tcBorders>
+            <w:tcMar>
+              <w:top w:w="100" w:type="dxa"/>
+              <w:bottom w:w="100" w:type="dxa"/>
+              <w:left w:w="100" w:type="dxa"/>
+              <w:right w:w="100" w:type="dxa"/>
+            </w:tcMar>
             <w:vAlign w:val="center"/>
           </w:tcPr>
           <w:p>
@@ -815,6 +929,12 @@
               <w:bottom w:val="single" w:sz="4" w:color="BFBFBF"/>
               <w:right w:val="single" w:sz="4" w:color="BFBFBF"/>
             </w:tcBorders>
+            <w:tcMar>
+              <w:top w:w="100" w:type="dxa"/>
+              <w:bottom w:w="100" w:type="dxa"/>
+              <w:left w:w="100" w:type="dxa"/>
+              <w:right w:w="100" w:type="dxa"/>
+            </w:tcMar>
             <w:vAlign w:val="center"/>
           </w:tcPr>
           <w:p>
@@ -846,7 +966,7 @@
           <w:rFonts w:ascii="Arial" w:hAnsi="Arial" w:cs="Arial"/>
           <w:b/>
           <w:i w:val="0"/>
-          <w:color w:val="1F3A5F"/>
+          <w:color w:val="2C3E50"/>
           <w:sz w:val="26"/>
         </w:rPr>
         <w:t xml:space="preserve">3.2  Hour 3 (T=3) — Foam  Growth Check</w:t>
@@ -968,6 +1088,12 @@
               <w:bottom w:val="single" w:sz="4" w:color="BFBFBF"/>
               <w:right w:val="single" w:sz="4" w:color="BFBFBF"/>
             </w:tcBorders>
+            <w:tcMar>
+              <w:top w:w="140" w:type="dxa"/>
+              <w:bottom w:w="140" w:type="dxa"/>
+              <w:left w:w="100" w:type="dxa"/>
+              <w:right w:w="100" w:type="dxa"/>
+            </w:tcMar>
             <w:vAlign w:val="center"/>
           </w:tcPr>
           <w:p>
@@ -997,6 +1123,12 @@
               <w:bottom w:val="single" w:sz="4" w:color="BFBFBF"/>
               <w:right w:val="single" w:sz="4" w:color="BFBFBF"/>
             </w:tcBorders>
+            <w:tcMar>
+              <w:top w:w="140" w:type="dxa"/>
+              <w:bottom w:w="140" w:type="dxa"/>
+              <w:left w:w="100" w:type="dxa"/>
+              <w:right w:w="100" w:type="dxa"/>
+            </w:tcMar>
             <w:vAlign w:val="center"/>
           </w:tcPr>
           <w:p>
@@ -1026,6 +1158,12 @@
               <w:bottom w:val="single" w:sz="4" w:color="BFBFBF"/>
               <w:right w:val="single" w:sz="4" w:color="BFBFBF"/>
             </w:tcBorders>
+            <w:tcMar>
+              <w:top w:w="140" w:type="dxa"/>
+              <w:bottom w:w="140" w:type="dxa"/>
+              <w:left w:w="100" w:type="dxa"/>
+              <w:right w:w="100" w:type="dxa"/>
+            </w:tcMar>
             <w:vAlign w:val="center"/>
           </w:tcPr>
           <w:p>
@@ -1056,6 +1194,12 @@
               <w:bottom w:val="single" w:sz="4" w:color="BFBFBF"/>
               <w:right w:val="single" w:sz="4" w:color="BFBFBF"/>
             </w:tcBorders>
+            <w:tcMar>
+              <w:top w:w="100" w:type="dxa"/>
+              <w:bottom w:w="100" w:type="dxa"/>
+              <w:left w:w="100" w:type="dxa"/>
+              <w:right w:w="100" w:type="dxa"/>
+            </w:tcMar>
             <w:vAlign w:val="center"/>
           </w:tcPr>
           <w:p>
@@ -1084,6 +1228,12 @@
               <w:bottom w:val="single" w:sz="4" w:color="BFBFBF"/>
               <w:right w:val="single" w:sz="4" w:color="BFBFBF"/>
             </w:tcBorders>
+            <w:tcMar>
+              <w:top w:w="100" w:type="dxa"/>
+              <w:bottom w:w="100" w:type="dxa"/>
+              <w:left w:w="100" w:type="dxa"/>
+              <w:right w:w="100" w:type="dxa"/>
+            </w:tcMar>
             <w:vAlign w:val="center"/>
           </w:tcPr>
           <w:p>
@@ -1109,6 +1259,12 @@
               <w:bottom w:val="single" w:sz="4" w:color="BFBFBF"/>
               <w:right w:val="single" w:sz="4" w:color="BFBFBF"/>
             </w:tcBorders>
+            <w:tcMar>
+              <w:top w:w="100" w:type="dxa"/>
+              <w:bottom w:w="100" w:type="dxa"/>
+              <w:left w:w="100" w:type="dxa"/>
+              <w:right w:w="100" w:type="dxa"/>
+            </w:tcMar>
             <w:vAlign w:val="center"/>
           </w:tcPr>
           <w:p>
@@ -1139,6 +1295,12 @@
               <w:bottom w:val="single" w:sz="4" w:color="BFBFBF"/>
               <w:right w:val="single" w:sz="4" w:color="BFBFBF"/>
             </w:tcBorders>
+            <w:tcMar>
+              <w:top w:w="100" w:type="dxa"/>
+              <w:bottom w:w="100" w:type="dxa"/>
+              <w:left w:w="100" w:type="dxa"/>
+              <w:right w:w="100" w:type="dxa"/>
+            </w:tcMar>
             <w:vAlign w:val="center"/>
           </w:tcPr>
           <w:p>
@@ -1167,6 +1329,12 @@
               <w:bottom w:val="single" w:sz="4" w:color="BFBFBF"/>
               <w:right w:val="single" w:sz="4" w:color="BFBFBF"/>
             </w:tcBorders>
+            <w:tcMar>
+              <w:top w:w="100" w:type="dxa"/>
+              <w:bottom w:w="100" w:type="dxa"/>
+              <w:left w:w="100" w:type="dxa"/>
+              <w:right w:w="100" w:type="dxa"/>
+            </w:tcMar>
             <w:vAlign w:val="center"/>
           </w:tcPr>
           <w:p>
@@ -1192,6 +1360,12 @@
               <w:bottom w:val="single" w:sz="4" w:color="BFBFBF"/>
               <w:right w:val="single" w:sz="4" w:color="BFBFBF"/>
             </w:tcBorders>
+            <w:tcMar>
+              <w:top w:w="100" w:type="dxa"/>
+              <w:bottom w:w="100" w:type="dxa"/>
+              <w:left w:w="100" w:type="dxa"/>
+              <w:right w:w="100" w:type="dxa"/>
+            </w:tcMar>
             <w:vAlign w:val="center"/>
           </w:tcPr>
           <w:p>
@@ -1223,7 +1397,7 @@
           <w:rFonts w:ascii="Arial" w:hAnsi="Arial" w:cs="Arial"/>
           <w:b/>
           <w:i w:val="0"/>
-          <w:color w:val="1F3A5F"/>
+          <w:color w:val="2C3E50"/>
           <w:sz w:val="26"/>
         </w:rPr>
         <w:t xml:space="preserve">3.3  Hour 6 (T=6) — Feed Initiation Sampling</w:t>
@@ -1266,6 +1440,12 @@
               <w:bottom w:val="single" w:sz="4" w:color="BFBFBF"/>
               <w:right w:val="single" w:sz="4" w:color="BFBFBF"/>
             </w:tcBorders>
+            <w:tcMar>
+              <w:top w:w="140" w:type="dxa"/>
+              <w:bottom w:w="140" w:type="dxa"/>
+              <w:left w:w="100" w:type="dxa"/>
+              <w:right w:w="100" w:type="dxa"/>
+            </w:tcMar>
             <w:vAlign w:val="center"/>
           </w:tcPr>
           <w:p>
@@ -1295,6 +1475,12 @@
               <w:bottom w:val="single" w:sz="4" w:color="BFBFBF"/>
               <w:right w:val="single" w:sz="4" w:color="BFBFBF"/>
             </w:tcBorders>
+            <w:tcMar>
+              <w:top w:w="140" w:type="dxa"/>
+              <w:bottom w:w="140" w:type="dxa"/>
+              <w:left w:w="100" w:type="dxa"/>
+              <w:right w:w="100" w:type="dxa"/>
+            </w:tcMar>
             <w:vAlign w:val="center"/>
           </w:tcPr>
           <w:p>
@@ -1324,6 +1510,12 @@
               <w:bottom w:val="single" w:sz="4" w:color="BFBFBF"/>
               <w:right w:val="single" w:sz="4" w:color="BFBFBF"/>
             </w:tcBorders>
+            <w:tcMar>
+              <w:top w:w="140" w:type="dxa"/>
+              <w:bottom w:w="140" w:type="dxa"/>
+              <w:left w:w="100" w:type="dxa"/>
+              <w:right w:w="100" w:type="dxa"/>
+            </w:tcMar>
             <w:vAlign w:val="center"/>
           </w:tcPr>
           <w:p>
@@ -1354,6 +1546,12 @@
               <w:bottom w:val="single" w:sz="4" w:color="BFBFBF"/>
               <w:right w:val="single" w:sz="4" w:color="BFBFBF"/>
             </w:tcBorders>
+            <w:tcMar>
+              <w:top w:w="100" w:type="dxa"/>
+              <w:bottom w:w="100" w:type="dxa"/>
+              <w:left w:w="100" w:type="dxa"/>
+              <w:right w:w="100" w:type="dxa"/>
+            </w:tcMar>
             <w:vAlign w:val="center"/>
           </w:tcPr>
           <w:p>
@@ -1382,6 +1580,12 @@
               <w:bottom w:val="single" w:sz="4" w:color="BFBFBF"/>
               <w:right w:val="single" w:sz="4" w:color="BFBFBF"/>
             </w:tcBorders>
+            <w:tcMar>
+              <w:top w:w="100" w:type="dxa"/>
+              <w:bottom w:w="100" w:type="dxa"/>
+              <w:left w:w="100" w:type="dxa"/>
+              <w:right w:w="100" w:type="dxa"/>
+            </w:tcMar>
             <w:vAlign w:val="center"/>
           </w:tcPr>
           <w:p>
@@ -1407,6 +1611,12 @@
               <w:bottom w:val="single" w:sz="4" w:color="BFBFBF"/>
               <w:right w:val="single" w:sz="4" w:color="BFBFBF"/>
             </w:tcBorders>
+            <w:tcMar>
+              <w:top w:w="100" w:type="dxa"/>
+              <w:bottom w:w="100" w:type="dxa"/>
+              <w:left w:w="100" w:type="dxa"/>
+              <w:right w:w="100" w:type="dxa"/>
+            </w:tcMar>
             <w:vAlign w:val="center"/>
           </w:tcPr>
           <w:p>
@@ -1437,6 +1647,12 @@
               <w:bottom w:val="single" w:sz="4" w:color="BFBFBF"/>
               <w:right w:val="single" w:sz="4" w:color="BFBFBF"/>
             </w:tcBorders>
+            <w:tcMar>
+              <w:top w:w="100" w:type="dxa"/>
+              <w:bottom w:w="100" w:type="dxa"/>
+              <w:left w:w="100" w:type="dxa"/>
+              <w:right w:w="100" w:type="dxa"/>
+            </w:tcMar>
             <w:vAlign w:val="center"/>
           </w:tcPr>
           <w:p>
@@ -1465,6 +1681,12 @@
               <w:bottom w:val="single" w:sz="4" w:color="BFBFBF"/>
               <w:right w:val="single" w:sz="4" w:color="BFBFBF"/>
             </w:tcBorders>
+            <w:tcMar>
+              <w:top w:w="100" w:type="dxa"/>
+              <w:bottom w:w="100" w:type="dxa"/>
+              <w:left w:w="100" w:type="dxa"/>
+              <w:right w:w="100" w:type="dxa"/>
+            </w:tcMar>
             <w:vAlign w:val="center"/>
           </w:tcPr>
           <w:p>
@@ -1490,6 +1712,12 @@
               <w:bottom w:val="single" w:sz="4" w:color="BFBFBF"/>
               <w:right w:val="single" w:sz="4" w:color="BFBFBF"/>
             </w:tcBorders>
+            <w:tcMar>
+              <w:top w:w="100" w:type="dxa"/>
+              <w:bottom w:w="100" w:type="dxa"/>
+              <w:left w:w="100" w:type="dxa"/>
+              <w:right w:w="100" w:type="dxa"/>
+            </w:tcMar>
             <w:vAlign w:val="center"/>
           </w:tcPr>
           <w:p>

--- a/backend/tests/artifacts/templates/sop_time_based.docx
+++ b/backend/tests/artifacts/templates/sop_time_based.docx
@@ -90,7 +90,7 @@
                 <w:color w:val="000000"/>
                 <w:sz w:val="20"/>
               </w:rPr>
-              <w:t xml:space="preserve">SOP-BR-014</w:t>
+              <w:t xml:space="preserve"/>
             </w:r>
           </w:p>
         </w:tc>
@@ -343,7 +343,7 @@
           <w:color w:val="000000"/>
           <w:sz w:val="20"/>
         </w:rPr>
-        <w:t xml:space="preserve">Standardise the time-course sampling and in-process viability analysis of CHO-K1 fed-batch cultures across the 2 L Sartorius Biostat platform so that inter-operator and inter-batch results are directly comparable.</w:t>
+        <w:t xml:space="preserve"/>
       </w:r>
     </w:p>
     <w:p>
@@ -377,7 +377,7 @@
           <w:color w:val="000000"/>
           <w:sz w:val="20"/>
         </w:rPr>
-        <w:t xml:space="preserve">Applies to all GLP fed-batch development runs performed in Suite 2B on the Biostat A 2 L vessels (BR-201 through BR-204). Does not cover seed-train shake-flask sampling.</w:t>
+        <w:t xml:space="preserve"/>
       </w:r>
     </w:p>
     <w:p>

--- a/backend/tests/artifacts/templates/sop_time_based.docx
+++ b/backend/tests/artifacts/templates/sop_time_based.docx
@@ -90,7 +90,7 @@
                 <w:color w:val="000000"/>
                 <w:sz w:val="20"/>
               </w:rPr>
-              <w:t xml:space="preserve"/>
+              <w:t xml:space="preserve">SOP-BR-014</w:t>
             </w:r>
           </w:p>
         </w:tc>
@@ -343,7 +343,7 @@
           <w:color w:val="000000"/>
           <w:sz w:val="20"/>
         </w:rPr>
-        <w:t xml:space="preserve"/>
+        <w:t xml:space="preserve">Standardise the time-course sampling and in-process viability analysis of CHO-K1 fed-batch cultures across the 2 L Sartorius Biostat platform so that inter-operator and inter-batch results are directly comparable.</w:t>
       </w:r>
     </w:p>
     <w:p>
@@ -377,7 +377,7 @@
           <w:color w:val="000000"/>
           <w:sz w:val="20"/>
         </w:rPr>
-        <w:t xml:space="preserve"/>
+        <w:t xml:space="preserve">Applies to all GLP fed-batch development runs performed in Suite 2B on the Biostat A 2 L vessels (BR-201 through BR-204). Does not cover seed-train shake-flask sampling.</w:t>
       </w:r>
     </w:p>
     <w:p>
